--- a/knowledge/legal-design/samples/obrazets_isk_do.docx
+++ b/knowledge/legal-design/samples/obrazets_isk_do.docx
@@ -43,7 +43,7 @@
             </w:pPr>
             <w:r>
               <w:rPr>
-                <w:rFonts w:ascii="Times New Roman" w:hAnsi="Times New Roman"/>
+                <w:rFonts w:ascii="Playfair Display" w:hAnsi="Playfair Display"/>
                 <w:b/>
                 <w:sz w:val="24"/>
               </w:rPr>
@@ -56,7 +56,7 @@
             </w:pPr>
             <w:r>
               <w:rPr>
-                <w:rFonts w:ascii="Times New Roman" w:hAnsi="Times New Roman"/>
+                <w:rFonts w:ascii="PT Serif" w:hAnsi="PT Serif"/>
                 <w:b w:val="0"/>
                 <w:sz w:val="24"/>
               </w:rPr>
@@ -76,7 +76,7 @@
             </w:pPr>
             <w:r>
               <w:rPr>
-                <w:rFonts w:ascii="Times New Roman" w:hAnsi="Times New Roman"/>
+                <w:rFonts w:ascii="Golos Text" w:hAnsi="Golos Text"/>
                 <w:b/>
                 <w:sz w:val="24"/>
               </w:rPr>
@@ -94,7 +94,7 @@
             </w:pPr>
             <w:r>
               <w:rPr>
-                <w:rFonts w:ascii="Times New Roman" w:hAnsi="Times New Roman"/>
+                <w:rFonts w:ascii="PT Serif" w:hAnsi="PT Serif"/>
                 <w:b/>
                 <w:sz w:val="24"/>
               </w:rPr>
@@ -107,7 +107,7 @@
             </w:pPr>
             <w:r>
               <w:rPr>
-                <w:rFonts w:ascii="Times New Roman" w:hAnsi="Times New Roman"/>
+                <w:rFonts w:ascii="PT Serif" w:hAnsi="PT Serif"/>
                 <w:b w:val="0"/>
                 <w:sz w:val="24"/>
               </w:rPr>
@@ -120,7 +120,7 @@
             </w:pPr>
             <w:r>
               <w:rPr>
-                <w:rFonts w:ascii="Times New Roman" w:hAnsi="Times New Roman"/>
+                <w:rFonts w:ascii="PT Serif" w:hAnsi="PT Serif"/>
                 <w:b w:val="0"/>
                 <w:sz w:val="24"/>
               </w:rPr>
@@ -140,7 +140,7 @@
             </w:pPr>
             <w:r>
               <w:rPr>
-                <w:rFonts w:ascii="Times New Roman" w:hAnsi="Times New Roman"/>
+                <w:rFonts w:ascii="Golos Text" w:hAnsi="Golos Text"/>
                 <w:b/>
                 <w:sz w:val="24"/>
               </w:rPr>
@@ -158,7 +158,7 @@
             </w:pPr>
             <w:r>
               <w:rPr>
-                <w:rFonts w:ascii="Times New Roman" w:hAnsi="Times New Roman"/>
+                <w:rFonts w:ascii="PT Serif" w:hAnsi="PT Serif"/>
                 <w:b/>
                 <w:sz w:val="24"/>
               </w:rPr>
@@ -171,7 +171,7 @@
             </w:pPr>
             <w:r>
               <w:rPr>
-                <w:rFonts w:ascii="Times New Roman" w:hAnsi="Times New Roman"/>
+                <w:rFonts w:ascii="PT Serif" w:hAnsi="PT Serif"/>
                 <w:b w:val="0"/>
                 <w:sz w:val="24"/>
               </w:rPr>
@@ -184,7 +184,7 @@
             </w:pPr>
             <w:r>
               <w:rPr>
-                <w:rFonts w:ascii="Times New Roman" w:hAnsi="Times New Roman"/>
+                <w:rFonts w:ascii="PT Serif" w:hAnsi="PT Serif"/>
                 <w:b w:val="0"/>
                 <w:sz w:val="24"/>
               </w:rPr>
@@ -212,7 +212,7 @@
             </w:pPr>
             <w:r>
               <w:rPr>
-                <w:rFonts w:ascii="Times New Roman" w:hAnsi="Times New Roman"/>
+                <w:rFonts w:ascii="PT Serif" w:hAnsi="PT Serif"/>
                 <w:b w:val="0"/>
                 <w:sz w:val="24"/>
               </w:rPr>
@@ -229,8 +229,9 @@
       </w:pPr>
       <w:r>
         <w:rPr>
-          <w:rFonts w:ascii="Times New Roman" w:hAnsi="Times New Roman"/>
+          <w:rFonts w:ascii="Playfair Display" w:hAnsi="Playfair Display"/>
           <w:b/>
+          <w:spacing w:val="60"/>
           <w:sz w:val="28"/>
         </w:rPr>
         <w:t>ИСКОВОЕ ЗАЯВЛЕНИЕ</w:t>
@@ -243,8 +244,9 @@
       </w:pPr>
       <w:r>
         <w:rPr>
-          <w:rFonts w:ascii="Times New Roman" w:hAnsi="Times New Roman"/>
+          <w:rFonts w:ascii="Playfair Display" w:hAnsi="Playfair Display"/>
           <w:b/>
+          <w:spacing w:val="12"/>
           <w:sz w:val="26"/>
         </w:rPr>
         <w:t>о взыскании денежных средств</w:t>
@@ -259,7 +261,7 @@
       </w:pPr>
       <w:r>
         <w:rPr>
-          <w:rFonts w:ascii="Times New Roman" w:hAnsi="Times New Roman"/>
+          <w:rFonts w:ascii="PT Serif" w:hAnsi="PT Serif"/>
           <w:b w:val="0"/>
           <w:sz w:val="24"/>
         </w:rPr>
@@ -274,7 +276,7 @@
       </w:pPr>
       <w:r>
         <w:rPr>
-          <w:rFonts w:ascii="Times New Roman" w:hAnsi="Times New Roman"/>
+          <w:rFonts w:ascii="PT Serif" w:hAnsi="PT Serif"/>
           <w:b w:val="0"/>
           <w:sz w:val="24"/>
         </w:rPr>
@@ -289,7 +291,7 @@
       </w:pPr>
       <w:r>
         <w:rPr>
-          <w:rFonts w:ascii="Times New Roman" w:hAnsi="Times New Roman"/>
+          <w:rFonts w:ascii="PT Serif" w:hAnsi="PT Serif"/>
           <w:b w:val="0"/>
           <w:sz w:val="24"/>
         </w:rPr>
@@ -303,7 +305,7 @@
       </w:pPr>
       <w:r>
         <w:rPr>
-          <w:rFonts w:ascii="Times New Roman" w:hAnsi="Times New Roman"/>
+          <w:rFonts w:ascii="Golos Text" w:hAnsi="Golos Text"/>
           <w:b/>
           <w:sz w:val="24"/>
         </w:rPr>
@@ -313,46 +315,58 @@
     <w:p>
       <w:pPr>
         <w:pStyle w:val="ListParagraph"/>
+        <w:numPr>
+          <w:ilvl w:val="0"/>
+          <w:numId w:val="10"/>
+        </w:numPr>
         <w:spacing w:before="40" w:after="40"/>
         <w:jc w:val="both"/>
       </w:pPr>
       <w:r>
         <w:rPr>
-          <w:rFonts w:ascii="Times New Roman" w:hAnsi="Times New Roman"/>
+          <w:rFonts w:ascii="PT Serif" w:hAnsi="PT Serif"/>
           <w:b w:val="0"/>
           <w:sz w:val="24"/>
         </w:rPr>
-        <w:t>1. Взыскать с ООО «Василек» в пользу ООО «Ромашка» 6 000 000 (шесть миллионов) рублей 00 копеек предварительной оплаты.</w:t>
+        <w:t>Взыскать с ООО «Василек» в пользу ООО «Ромашка» 6 000 000 (шесть миллионов) рублей 00 копеек предварительной оплаты.</w:t>
       </w:r>
     </w:p>
     <w:p>
       <w:pPr>
         <w:pStyle w:val="ListParagraph"/>
+        <w:numPr>
+          <w:ilvl w:val="0"/>
+          <w:numId w:val="10"/>
+        </w:numPr>
         <w:spacing w:before="40" w:after="40"/>
         <w:jc w:val="both"/>
       </w:pPr>
       <w:r>
         <w:rPr>
-          <w:rFonts w:ascii="Times New Roman" w:hAnsi="Times New Roman"/>
+          <w:rFonts w:ascii="PT Serif" w:hAnsi="PT Serif"/>
           <w:b w:val="0"/>
           <w:sz w:val="24"/>
         </w:rPr>
-        <w:t>2. Взыскать с ООО «Василек» в пользу ООО «Ромашка» 1 214 300 (один миллион двести четырнадцать тысяч триста) рублей 00 копеек процентов за пользование чужими денежными средствами.</w:t>
+        <w:t>Взыскать с ООО «Василек» в пользу ООО «Ромашка» 1 214 300 (один миллион двести четырнадцать тысяч триста) рублей 00 копеек процентов за пользование чужими денежными средствами.</w:t>
       </w:r>
     </w:p>
     <w:p>
       <w:pPr>
         <w:pStyle w:val="ListParagraph"/>
+        <w:numPr>
+          <w:ilvl w:val="0"/>
+          <w:numId w:val="10"/>
+        </w:numPr>
         <w:spacing w:before="40" w:after="40"/>
         <w:jc w:val="both"/>
       </w:pPr>
       <w:r>
         <w:rPr>
-          <w:rFonts w:ascii="Times New Roman" w:hAnsi="Times New Roman"/>
+          <w:rFonts w:ascii="PT Serif" w:hAnsi="PT Serif"/>
           <w:b w:val="0"/>
           <w:sz w:val="24"/>
         </w:rPr>
-        <w:t>3. Взыскать с ООО «Василек» в пользу ООО «Ромашка» расходы по уплате государственной пошлины.</w:t>
+        <w:t>Взыскать с ООО «Василек» в пользу ООО «Ромашка» расходы по уплате государственной пошлины.</w:t>
       </w:r>
     </w:p>
     <w:p>
@@ -362,7 +376,7 @@
       </w:pPr>
       <w:r>
         <w:rPr>
-          <w:rFonts w:ascii="Times New Roman" w:hAnsi="Times New Roman"/>
+          <w:rFonts w:ascii="Golos Text" w:hAnsi="Golos Text"/>
           <w:b/>
           <w:sz w:val="24"/>
         </w:rPr>
@@ -372,76 +386,96 @@
     <w:p>
       <w:pPr>
         <w:pStyle w:val="ListParagraph"/>
+        <w:numPr>
+          <w:ilvl w:val="0"/>
+          <w:numId w:val="11"/>
+        </w:numPr>
         <w:spacing w:before="0" w:after="240"/>
         <w:jc w:val="both"/>
       </w:pPr>
       <w:r>
         <w:rPr>
-          <w:rFonts w:ascii="Times New Roman" w:hAnsi="Times New Roman"/>
+          <w:rFonts w:ascii="PT Serif" w:hAnsi="PT Serif"/>
           <w:b w:val="0"/>
           <w:sz w:val="24"/>
         </w:rPr>
-        <w:t>1. Договор поставки от 15.03.2024 № 47 со спецификацией — 8 л.</w:t>
+        <w:t>Договор поставки от 15.03.2024 № 47 со спецификацией — 8 л.</w:t>
       </w:r>
     </w:p>
     <w:p>
       <w:pPr>
         <w:pStyle w:val="ListParagraph"/>
+        <w:numPr>
+          <w:ilvl w:val="0"/>
+          <w:numId w:val="11"/>
+        </w:numPr>
         <w:spacing w:before="0" w:after="240"/>
         <w:jc w:val="both"/>
       </w:pPr>
       <w:r>
         <w:rPr>
-          <w:rFonts w:ascii="Times New Roman" w:hAnsi="Times New Roman"/>
+          <w:rFonts w:ascii="PT Serif" w:hAnsi="PT Serif"/>
           <w:b w:val="0"/>
           <w:sz w:val="24"/>
         </w:rPr>
-        <w:t>2. Платежное поручение от 20.04.2024 № 312 — 1 л.</w:t>
+        <w:t>Платежное поручение от 20.04.2024 № 312 — 1 л.</w:t>
       </w:r>
     </w:p>
     <w:p>
       <w:pPr>
         <w:pStyle w:val="ListParagraph"/>
+        <w:numPr>
+          <w:ilvl w:val="0"/>
+          <w:numId w:val="11"/>
+        </w:numPr>
         <w:spacing w:before="0" w:after="240"/>
         <w:jc w:val="both"/>
       </w:pPr>
       <w:r>
         <w:rPr>
-          <w:rFonts w:ascii="Times New Roman" w:hAnsi="Times New Roman"/>
+          <w:rFonts w:ascii="PT Serif" w:hAnsi="PT Serif"/>
           <w:b w:val="0"/>
           <w:sz w:val="24"/>
         </w:rPr>
-        <w:t>3. Претензия от 14.11.2024 с отметкой о вручении — 2 л.</w:t>
+        <w:t>Претензия от 14.11.2024 с отметкой о вручении — 2 л.</w:t>
       </w:r>
     </w:p>
     <w:p>
       <w:pPr>
         <w:pStyle w:val="ListParagraph"/>
+        <w:numPr>
+          <w:ilvl w:val="0"/>
+          <w:numId w:val="11"/>
+        </w:numPr>
         <w:spacing w:before="0" w:after="240"/>
         <w:jc w:val="both"/>
       </w:pPr>
       <w:r>
         <w:rPr>
-          <w:rFonts w:ascii="Times New Roman" w:hAnsi="Times New Roman"/>
+          <w:rFonts w:ascii="PT Serif" w:hAnsi="PT Serif"/>
           <w:b w:val="0"/>
           <w:sz w:val="24"/>
         </w:rPr>
-        <w:t>4. Расчет процентов — 1 л.</w:t>
+        <w:t>Расчет процентов — 1 л.</w:t>
       </w:r>
     </w:p>
     <w:p>
       <w:pPr>
         <w:pStyle w:val="ListParagraph"/>
+        <w:numPr>
+          <w:ilvl w:val="0"/>
+          <w:numId w:val="11"/>
+        </w:numPr>
         <w:spacing w:before="0" w:after="240"/>
         <w:jc w:val="both"/>
       </w:pPr>
       <w:r>
         <w:rPr>
-          <w:rFonts w:ascii="Times New Roman" w:hAnsi="Times New Roman"/>
+          <w:rFonts w:ascii="PT Serif" w:hAnsi="PT Serif"/>
           <w:b w:val="0"/>
           <w:sz w:val="24"/>
         </w:rPr>
-        <w:t>5. Платежное поручение об уплате государственной пошлины — 1 л.</w:t>
+        <w:t>Платежное поручение об уплате государственной пошлины — 1 л.</w:t>
       </w:r>
     </w:p>
     <w:tbl>
@@ -478,7 +512,7 @@
             </w:pPr>
             <w:r>
               <w:rPr>
-                <w:rFonts w:ascii="Times New Roman" w:hAnsi="Times New Roman"/>
+                <w:rFonts w:ascii="PT Serif" w:hAnsi="PT Serif"/>
                 <w:b w:val="0"/>
                 <w:sz w:val="24"/>
               </w:rPr>
@@ -506,7 +540,7 @@
             </w:pPr>
             <w:r>
               <w:rPr>
-                <w:rFonts w:ascii="Times New Roman" w:hAnsi="Times New Roman"/>
+                <w:rFonts w:ascii="PT Serif" w:hAnsi="PT Serif"/>
                 <w:b w:val="0"/>
                 <w:sz w:val="24"/>
               </w:rPr>
@@ -523,7 +557,7 @@
       </w:pPr>
       <w:r>
         <w:rPr>
-          <w:rFonts w:ascii="Times New Roman" w:hAnsi="Times New Roman"/>
+          <w:rFonts w:ascii="PT Serif" w:hAnsi="PT Serif"/>
           <w:b w:val="0"/>
           <w:sz w:val="24"/>
         </w:rPr>
@@ -557,7 +591,7 @@
     </w:pPr>
     <w:r>
       <w:rPr>
-        <w:rFonts w:ascii="Times New Roman" w:hAnsi="Times New Roman"/>
+        <w:rFonts w:ascii="Golos Text" w:hAnsi="Golos Text"/>
         <w:b w:val="0"/>
         <w:sz w:val="24"/>
       </w:rPr>
@@ -565,7 +599,7 @@
     <w:fldSimple w:instr=" PAGE ">
       <w:r>
         <w:rPr>
-          <w:rFonts w:ascii="Times New Roman" w:hAnsi="Times New Roman"/>
+          <w:rFonts w:ascii="Golos Text" w:hAnsi="Golos Text"/>
           <w:b w:val="0"/>
           <w:sz w:val="24"/>
         </w:rPr>
@@ -749,6 +783,46 @@
       </w:rPr>
     </w:lvl>
   </w:abstractNum>
+  <w:abstractNum w:abstractNumId="10">
+    <w:nsid w:val="7A00000A"/>
+    <w:multiLevelType w:val="singleLevel"/>
+    <w:tmpl w:val="5B00000A"/>
+    <w:lvl w:ilvl="0">
+      <w:start w:val="1"/>
+      <w:numFmt w:val="decimal"/>
+      <w:lvlText w:val="%1."/>
+      <w:lvlJc w:val="left"/>
+      <w:pPr>
+        <w:tabs>
+          <w:tab w:val="num" w:pos="709"/>
+        </w:tabs>
+        <w:ind w:left="709" w:hanging="340"/>
+      </w:pPr>
+      <w:rPr>
+        <w:rFonts w:ascii="PT Serif" w:hAnsi="PT Serif" w:cs="PT Serif" w:hint="default"/>
+      </w:rPr>
+    </w:lvl>
+  </w:abstractNum>
+  <w:abstractNum w:abstractNumId="11">
+    <w:nsid w:val="7A00000B"/>
+    <w:multiLevelType w:val="singleLevel"/>
+    <w:tmpl w:val="5B00000B"/>
+    <w:lvl w:ilvl="0">
+      <w:start w:val="1"/>
+      <w:numFmt w:val="decimal"/>
+      <w:lvlText w:val="%1."/>
+      <w:lvlJc w:val="left"/>
+      <w:pPr>
+        <w:tabs>
+          <w:tab w:val="num" w:pos="709"/>
+        </w:tabs>
+        <w:ind w:left="709" w:hanging="340"/>
+      </w:pPr>
+      <w:rPr>
+        <w:rFonts w:ascii="PT Serif" w:hAnsi="PT Serif" w:cs="PT Serif" w:hint="default"/>
+      </w:rPr>
+    </w:lvl>
+  </w:abstractNum>
   <w:num w:numId="1">
     <w:abstractNumId w:val="8"/>
   </w:num>
@@ -775,6 +849,12 @@
   </w:num>
   <w:num w:numId="9">
     <w:abstractNumId w:val="0"/>
+  </w:num>
+  <w:num w:numId="10">
+    <w:abstractNumId w:val="10"/>
+  </w:num>
+  <w:num w:numId="11">
+    <w:abstractNumId w:val="11"/>
   </w:num>
 </w:numbering>
 </file>

--- a/knowledge/legal-design/samples/obrazets_isk_do.docx
+++ b/knowledge/legal-design/samples/obrazets_isk_do.docx
@@ -43,7 +43,7 @@
             </w:pPr>
             <w:r>
               <w:rPr>
-                <w:rFonts w:ascii="Playfair Display" w:hAnsi="Playfair Display"/>
+                <w:rFonts w:ascii="PT Serif" w:hAnsi="PT Serif"/>
                 <w:b/>
                 <w:sz w:val="24"/>
               </w:rPr>
@@ -76,7 +76,7 @@
             </w:pPr>
             <w:r>
               <w:rPr>
-                <w:rFonts w:ascii="Golos Text" w:hAnsi="Golos Text"/>
+                <w:rFonts w:ascii="PT Serif" w:hAnsi="PT Serif"/>
                 <w:b/>
                 <w:sz w:val="24"/>
               </w:rPr>
@@ -140,7 +140,7 @@
             </w:pPr>
             <w:r>
               <w:rPr>
-                <w:rFonts w:ascii="Golos Text" w:hAnsi="Golos Text"/>
+                <w:rFonts w:ascii="PT Serif" w:hAnsi="PT Serif"/>
                 <w:b/>
                 <w:sz w:val="24"/>
               </w:rPr>
@@ -229,7 +229,7 @@
       </w:pPr>
       <w:r>
         <w:rPr>
-          <w:rFonts w:ascii="Playfair Display" w:hAnsi="Playfair Display"/>
+          <w:rFonts w:ascii="PT Serif" w:hAnsi="PT Serif"/>
           <w:b/>
           <w:spacing w:val="60"/>
           <w:sz w:val="28"/>
@@ -244,7 +244,7 @@
       </w:pPr>
       <w:r>
         <w:rPr>
-          <w:rFonts w:ascii="Playfair Display" w:hAnsi="Playfair Display"/>
+          <w:rFonts w:ascii="PT Serif" w:hAnsi="PT Serif"/>
           <w:b/>
           <w:spacing w:val="12"/>
           <w:sz w:val="26"/>
@@ -305,7 +305,7 @@
       </w:pPr>
       <w:r>
         <w:rPr>
-          <w:rFonts w:ascii="Golos Text" w:hAnsi="Golos Text"/>
+          <w:rFonts w:ascii="PT Serif" w:hAnsi="PT Serif"/>
           <w:b/>
           <w:sz w:val="24"/>
         </w:rPr>
@@ -376,7 +376,7 @@
       </w:pPr>
       <w:r>
         <w:rPr>
-          <w:rFonts w:ascii="Golos Text" w:hAnsi="Golos Text"/>
+          <w:rFonts w:ascii="PT Serif" w:hAnsi="PT Serif"/>
           <w:b/>
           <w:sz w:val="24"/>
         </w:rPr>
@@ -571,7 +571,7 @@
       </w:pPr>
     </w:p>
     <w:sectPr>
-      <w:headerReference w:type="default" r:id="rId9"/>
+      <w:footerReference w:type="default" r:id="rId9"/>
       <w:pgSz w:w="11906" w:h="16838"/>
       <w:pgMar w:top="1134" w:right="850" w:bottom="1701" w:left="1701" w:header="720" w:footer="720" w:gutter="0"/>
       <w:cols w:space="720"/>
@@ -582,16 +582,16 @@
 </w:document>
 </file>
 
-<file path=word/header1.xml><?xml version="1.0" encoding="utf-8"?>
-<w:hdr xmlns:m="http://schemas.openxmlformats.org/officeDocument/2006/math" xmlns:mc="http://schemas.openxmlformats.org/markup-compatibility/2006" xmlns:mo="http://schemas.microsoft.com/office/mac/office/2008/main" xmlns:mv="urn:schemas-microsoft-com:mac:vml" xmlns:o="urn:schemas-microsoft-com:office:office" xmlns:r="http://schemas.openxmlformats.org/officeDocument/2006/relationships" xmlns:v="urn:schemas-microsoft-com:vml" xmlns:w10="urn:schemas-microsoft-com:office:word" xmlns:w14="http://schemas.microsoft.com/office/word/2010/wordml" xmlns:w="http://schemas.openxmlformats.org/wordprocessingml/2006/main" xmlns:wne="http://schemas.microsoft.com/office/word/2006/wordml" xmlns:wp14="http://schemas.microsoft.com/office/word/2010/wordprocessingDrawing" xmlns:wp="http://schemas.openxmlformats.org/drawingml/2006/wordprocessingDrawing" xmlns:wpc="http://schemas.microsoft.com/office/word/2010/wordprocessingCanvas" xmlns:wpg="http://schemas.microsoft.com/office/word/2010/wordprocessingGroup" xmlns:wpi="http://schemas.microsoft.com/office/word/2010/wordprocessingInk" xmlns:wps="http://schemas.microsoft.com/office/word/2010/wordprocessingShape" mc:Ignorable="w14 wp14">
+<file path=word/footer1.xml><?xml version="1.0" encoding="utf-8"?>
+<w:ftr xmlns:m="http://schemas.openxmlformats.org/officeDocument/2006/math" xmlns:mc="http://schemas.openxmlformats.org/markup-compatibility/2006" xmlns:mo="http://schemas.microsoft.com/office/mac/office/2008/main" xmlns:mv="urn:schemas-microsoft-com:mac:vml" xmlns:o="urn:schemas-microsoft-com:office:office" xmlns:r="http://schemas.openxmlformats.org/officeDocument/2006/relationships" xmlns:v="urn:schemas-microsoft-com:vml" xmlns:w10="urn:schemas-microsoft-com:office:word" xmlns:w14="http://schemas.microsoft.com/office/word/2010/wordml" xmlns:w="http://schemas.openxmlformats.org/wordprocessingml/2006/main" xmlns:wne="http://schemas.microsoft.com/office/word/2006/wordml" xmlns:wp14="http://schemas.microsoft.com/office/word/2010/wordprocessingDrawing" xmlns:wp="http://schemas.openxmlformats.org/drawingml/2006/wordprocessingDrawing" xmlns:wpc="http://schemas.microsoft.com/office/word/2010/wordprocessingCanvas" xmlns:wpg="http://schemas.microsoft.com/office/word/2010/wordprocessingGroup" xmlns:wpi="http://schemas.microsoft.com/office/word/2010/wordprocessingInk" xmlns:wps="http://schemas.microsoft.com/office/word/2010/wordprocessingShape" mc:Ignorable="w14 wp14">
   <w:p>
     <w:pPr>
-      <w:pStyle w:val="Header"/>
+      <w:pStyle w:val="Footer"/>
       <w:jc w:val="center"/>
     </w:pPr>
     <w:r>
       <w:rPr>
-        <w:rFonts w:ascii="Golos Text" w:hAnsi="Golos Text"/>
+        <w:rFonts w:ascii="PT Serif" w:hAnsi="PT Serif"/>
         <w:b w:val="0"/>
         <w:sz w:val="24"/>
       </w:rPr>
@@ -599,7 +599,7 @@
     <w:fldSimple w:instr=" PAGE ">
       <w:r>
         <w:rPr>
-          <w:rFonts w:ascii="Golos Text" w:hAnsi="Golos Text"/>
+          <w:rFonts w:ascii="PT Serif" w:hAnsi="PT Serif"/>
           <w:b w:val="0"/>
           <w:sz w:val="24"/>
         </w:rPr>
@@ -607,7 +607,7 @@
       </w:r>
     </w:fldSimple>
   </w:p>
-</w:hdr>
+</w:ftr>
 </file>
 
 <file path=word/numbering.xml><?xml version="1.0" encoding="utf-8"?>
